--- a/opisy_archetypow/opisy_Bohaterka.docx
+++ b/opisy_archetypow/opisy_Bohaterka.docx
@@ -3434,7 +3434,7 @@
         <w:pStyle w:val="Nagwek2"/>
       </w:pPr>
       <w:r>
-        <w:t>6. Agenda tematyczna i ramowanie polityczka</w:t>
+        <w:t>6. Agenda tematyczna i ramowanie polityka</w:t>
       </w:r>
     </w:p>
     <w:p>

--- a/opisy_archetypow/opisy_Bohaterka.docx
+++ b/opisy_archetypow/opisy_Bohaterka.docx
@@ -1306,14 +1306,7 @@
         </w:numPr>
       </w:pPr>
       <w:r>
-        <w:rPr>
-          <w:b/>
-          <w:bCs/>
-        </w:rPr>
-        <w:t>Dowódca w kryzysie</w:t>
-      </w:r>
-      <w:r>
-        <w:t xml:space="preserve"> (szybka reakcja, twarde decyzje)</w:t>
+        <w:t>Dowódczyni w kryzysie (szybka reakcja, twarde decyzje)</w:t>
       </w:r>
     </w:p>
     <w:p>
@@ -1324,14 +1317,7 @@
         </w:numPr>
       </w:pPr>
       <w:r>
-        <w:rPr>
-          <w:b/>
-          <w:bCs/>
-        </w:rPr>
-        <w:t>Obrońca interesu wspólnoty</w:t>
-      </w:r>
-      <w:r>
-        <w:t xml:space="preserve"> (walka o środki, projekty, bezpieczeństwo)</w:t>
+        <w:t>Obrończyni interesu wspólnoty (walka o środki, projekty, bezpieczeństwo)</w:t>
       </w:r>
     </w:p>
     <w:p>
@@ -1341,17 +1327,8 @@
           <w:numId w:val="7"/>
         </w:numPr>
       </w:pPr>
-      <w:proofErr w:type="spellStart"/>
-      <w:r>
-        <w:rPr>
-          <w:b/>
-          <w:bCs/>
-        </w:rPr>
-        <w:t>Mobilizator</w:t>
-      </w:r>
-      <w:proofErr w:type="spellEnd"/>
-      <w:r>
-        <w:t xml:space="preserve"> (zaraża energią, podnosi poprzeczkę)</w:t>
+      <w:r>
+        <w:t>Mobilizatorka (zaraża energią, podnosi poprzeczkę)</w:t>
       </w:r>
     </w:p>
     <w:p>
@@ -1362,14 +1339,7 @@
         </w:numPr>
       </w:pPr>
       <w:r>
-        <w:rPr>
-          <w:b/>
-          <w:bCs/>
-        </w:rPr>
-        <w:t>Egzekutor standardu</w:t>
-      </w:r>
-      <w:r>
-        <w:t xml:space="preserve"> (skuteczność, terminy, wynik)</w:t>
+        <w:t>Egzekutorka standardu (skuteczność, terminy, wynik)</w:t>
       </w:r>
     </w:p>
     <w:p/>
